--- a/Documents/Meeting Logs/Log2.docx
+++ b/Documents/Meeting Logs/Log2.docx
@@ -20,7 +20,7 @@
           <w:p>
             <w:pPr>
               <w:pStyle w:val="Heading2"/>
-              <w:spacing w:line="360" w:lineRule="auto"/>
+              <w:spacing w:line="276" w:lineRule="auto"/>
               <w:jc w:val="center"/>
               <w:rPr>
                 <w:rFonts w:ascii="Times New Roman" w:hAnsi="Times New Roman" w:cs="Times New Roman"/>
@@ -50,7 +50,7 @@
           </w:p>
           <w:p>
             <w:pPr>
-              <w:spacing w:after="80" w:line="360" w:lineRule="auto"/>
+              <w:spacing w:after="80" w:line="276" w:lineRule="auto"/>
               <w:jc w:val="center"/>
               <w:rPr>
                 <w:rFonts w:ascii="Times New Roman" w:hAnsi="Times New Roman" w:cs="Times New Roman"/>
@@ -78,7 +78,7 @@
           </w:tcPr>
           <w:p>
             <w:pPr>
-              <w:spacing w:line="360" w:lineRule="auto"/>
+              <w:spacing w:line="276" w:lineRule="auto"/>
               <w:rPr>
                 <w:rFonts w:ascii="Times New Roman" w:hAnsi="Times New Roman" w:cs="Times New Roman"/>
               </w:rPr>
@@ -148,7 +148,7 @@
           </w:p>
           <w:p>
             <w:pPr>
-              <w:spacing w:line="360" w:lineRule="auto"/>
+              <w:spacing w:line="276" w:lineRule="auto"/>
               <w:rPr>
                 <w:rFonts w:ascii="Times New Roman" w:hAnsi="Times New Roman" w:cs="Times New Roman"/>
               </w:rPr>
@@ -246,7 +246,7 @@
           </w:p>
           <w:p>
             <w:pPr>
-              <w:spacing w:line="360" w:lineRule="auto"/>
+              <w:spacing w:line="276" w:lineRule="auto"/>
               <w:rPr>
                 <w:rFonts w:ascii="Times New Roman" w:hAnsi="Times New Roman" w:cs="Times New Roman"/>
               </w:rPr>
@@ -371,7 +371,7 @@
           </w:tcPr>
           <w:p>
             <w:pPr>
-              <w:spacing w:line="360" w:lineRule="auto"/>
+              <w:spacing w:line="276" w:lineRule="auto"/>
               <w:rPr>
                 <w:rFonts w:ascii="Times New Roman" w:hAnsi="Times New Roman" w:cs="Times New Roman"/>
                 <w:b/>
@@ -402,7 +402,7 @@
                 <w:ilvl w:val="0"/>
                 <w:numId w:val="1"/>
               </w:numPr>
-              <w:spacing w:line="360" w:lineRule="auto"/>
+              <w:spacing w:line="276" w:lineRule="auto"/>
               <w:rPr>
                 <w:rFonts w:ascii="Times New Roman" w:hAnsi="Times New Roman" w:cs="Times New Roman"/>
               </w:rPr>
@@ -421,7 +421,7 @@
                 <w:ilvl w:val="0"/>
                 <w:numId w:val="1"/>
               </w:numPr>
-              <w:spacing w:line="360" w:lineRule="auto"/>
+              <w:spacing w:line="276" w:lineRule="auto"/>
               <w:rPr>
                 <w:rFonts w:ascii="Times New Roman" w:hAnsi="Times New Roman" w:cs="Times New Roman"/>
               </w:rPr>
@@ -440,7 +440,7 @@
                 <w:ilvl w:val="0"/>
                 <w:numId w:val="1"/>
               </w:numPr>
-              <w:spacing w:line="360" w:lineRule="auto"/>
+              <w:spacing w:line="276" w:lineRule="auto"/>
               <w:rPr>
                 <w:rFonts w:ascii="Times New Roman" w:hAnsi="Times New Roman" w:cs="Times New Roman"/>
               </w:rPr>
@@ -459,7 +459,7 @@
                 <w:ilvl w:val="0"/>
                 <w:numId w:val="1"/>
               </w:numPr>
-              <w:spacing w:line="360" w:lineRule="auto"/>
+              <w:spacing w:line="276" w:lineRule="auto"/>
               <w:rPr>
                 <w:rFonts w:ascii="Times New Roman" w:hAnsi="Times New Roman" w:cs="Times New Roman"/>
               </w:rPr>
@@ -468,7 +468,33 @@
               <w:rPr>
                 <w:rFonts w:ascii="Times New Roman" w:hAnsi="Times New Roman" w:cs="Times New Roman"/>
               </w:rPr>
-              <w:t>The 3D dummy model that displays the outfit created by ai recommendation was proposed by the external supervisor.</w:t>
+              <w:t>In-built Store for users to shop for clothes and accessories directly within the app, complemented by an AI Clothing Recommendation system that suggests missing items based on the user's existing wardrobe, style, and fit generation needs. Thrifting or Donating mechanism, allowing users to responsibly manage unwanted clothing by facilitating donations, recycling, or reselling (thrifting) based on the garment's condition.</w:t>
+            </w:r>
+          </w:p>
+          <w:p>
+            <w:pPr>
+              <w:spacing w:line="276" w:lineRule="auto"/>
+              <w:rPr>
+                <w:rFonts w:ascii="Times New Roman" w:hAnsi="Times New Roman" w:cs="Times New Roman"/>
+                <w:b/>
+                <w:bCs/>
+              </w:rPr>
+            </w:pPr>
+            <w:r>
+              <w:rPr>
+                <w:rFonts w:ascii="Times New Roman" w:hAnsi="Times New Roman" w:cs="Times New Roman"/>
+                <w:b/>
+                <w:bCs/>
+              </w:rPr>
+              <w:t>Achievements:</w:t>
+            </w:r>
+            <w:r>
+              <w:rPr>
+                <w:rFonts w:ascii="Times New Roman" w:hAnsi="Times New Roman" w:cs="Times New Roman"/>
+                <w:b/>
+                <w:bCs/>
+              </w:rPr>
+              <w:t xml:space="preserve"> </w:t>
             </w:r>
           </w:p>
           <w:p>
@@ -478,7 +504,7 @@
                 <w:ilvl w:val="0"/>
                 <w:numId w:val="1"/>
               </w:numPr>
-              <w:spacing w:line="360" w:lineRule="auto"/>
+              <w:spacing w:line="276" w:lineRule="auto"/>
               <w:rPr>
                 <w:rFonts w:ascii="Times New Roman" w:hAnsi="Times New Roman" w:cs="Times New Roman"/>
               </w:rPr>
@@ -487,137 +513,7 @@
               <w:rPr>
                 <w:rFonts w:ascii="Times New Roman" w:hAnsi="Times New Roman" w:cs="Times New Roman"/>
               </w:rPr>
-              <w:t>Additional Features: E-commerce integration</w:t>
-            </w:r>
-            <w:r>
-              <w:rPr>
-                <w:rFonts w:ascii="Times New Roman" w:hAnsi="Times New Roman" w:cs="Times New Roman"/>
-              </w:rPr>
-              <w:t>:</w:t>
-            </w:r>
-          </w:p>
-          <w:p>
-            <w:pPr>
-              <w:pStyle w:val="ListParagraph"/>
-              <w:numPr>
-                <w:ilvl w:val="1"/>
-                <w:numId w:val="1"/>
-              </w:numPr>
-              <w:spacing w:line="360" w:lineRule="auto"/>
-              <w:rPr>
-                <w:rFonts w:ascii="Times New Roman" w:hAnsi="Times New Roman" w:cs="Times New Roman"/>
-              </w:rPr>
-            </w:pPr>
-            <w:r>
-              <w:rPr>
-                <w:rFonts w:ascii="Times New Roman" w:hAnsi="Times New Roman" w:cs="Times New Roman"/>
-              </w:rPr>
-              <w:t>In-built Store</w:t>
-            </w:r>
-            <w:r>
-              <w:rPr>
-                <w:rFonts w:ascii="Times New Roman" w:hAnsi="Times New Roman" w:cs="Times New Roman"/>
-              </w:rPr>
-              <w:t>:</w:t>
-            </w:r>
-            <w:r>
-              <w:t xml:space="preserve"> </w:t>
-            </w:r>
-            <w:r>
-              <w:rPr>
-                <w:rFonts w:ascii="Times New Roman" w:hAnsi="Times New Roman" w:cs="Times New Roman"/>
-              </w:rPr>
-              <w:t>User</w:t>
-            </w:r>
-            <w:r>
-              <w:rPr>
-                <w:rFonts w:ascii="Times New Roman" w:hAnsi="Times New Roman" w:cs="Times New Roman"/>
-              </w:rPr>
-              <w:t>s can browse and shop for clothes and accessories in the e-commerce store built into “Closet-Buddy”</w:t>
-            </w:r>
-            <w:r>
-              <w:rPr>
-                <w:rFonts w:ascii="Times New Roman" w:hAnsi="Times New Roman" w:cs="Times New Roman"/>
-              </w:rPr>
-              <w:t>.</w:t>
-            </w:r>
-          </w:p>
-          <w:p>
-            <w:pPr>
-              <w:pStyle w:val="ListParagraph"/>
-              <w:numPr>
-                <w:ilvl w:val="1"/>
-                <w:numId w:val="1"/>
-              </w:numPr>
-              <w:spacing w:line="360" w:lineRule="auto"/>
-              <w:rPr>
-                <w:rFonts w:ascii="Times New Roman" w:hAnsi="Times New Roman" w:cs="Times New Roman"/>
-              </w:rPr>
-            </w:pPr>
-            <w:r>
-              <w:rPr>
-                <w:rFonts w:ascii="Times New Roman" w:hAnsi="Times New Roman" w:cs="Times New Roman"/>
-              </w:rPr>
-              <w:t>Clothing Recommendation: The AI recommends clothing articles that the user lacks or needs according to the clothes already in the wardrobe, and user’s style choices or the occasion of the fit generation.</w:t>
-            </w:r>
-          </w:p>
-          <w:p>
-            <w:pPr>
-              <w:pStyle w:val="ListParagraph"/>
-              <w:numPr>
-                <w:ilvl w:val="1"/>
-                <w:numId w:val="1"/>
-              </w:numPr>
-              <w:spacing w:line="360" w:lineRule="auto"/>
-              <w:rPr>
-                <w:rFonts w:ascii="Times New Roman" w:hAnsi="Times New Roman" w:cs="Times New Roman"/>
-              </w:rPr>
-            </w:pPr>
-            <w:r>
-              <w:rPr>
-                <w:rFonts w:ascii="Times New Roman" w:hAnsi="Times New Roman" w:cs="Times New Roman"/>
-              </w:rPr>
-              <w:t>Thrifting or Donating: The users can donate the clothes that they don’t want to wear anymore or if the clothes are too old</w:t>
-            </w:r>
-            <w:r>
-              <w:rPr>
-                <w:rFonts w:ascii="Times New Roman" w:hAnsi="Times New Roman" w:cs="Times New Roman"/>
-              </w:rPr>
-              <w:t>. Depending on the condition of the clothes they can be donated to the needy, recycled for other purposes or thrifted to other buyers.</w:t>
-            </w:r>
-          </w:p>
-          <w:p>
-            <w:pPr>
-              <w:ind w:left="90"/>
-              <w:rPr>
-                <w:rFonts w:ascii="Times New Roman" w:hAnsi="Times New Roman" w:cs="Times New Roman"/>
-              </w:rPr>
-            </w:pPr>
-          </w:p>
-          <w:p>
-            <w:pPr>
-              <w:spacing w:line="360" w:lineRule="auto"/>
-              <w:rPr>
-                <w:rFonts w:ascii="Times New Roman" w:hAnsi="Times New Roman" w:cs="Times New Roman"/>
-                <w:b/>
-                <w:bCs/>
-              </w:rPr>
-            </w:pPr>
-            <w:r>
-              <w:rPr>
-                <w:rFonts w:ascii="Times New Roman" w:hAnsi="Times New Roman" w:cs="Times New Roman"/>
-                <w:b/>
-                <w:bCs/>
-              </w:rPr>
-              <w:t>Achievements:</w:t>
-            </w:r>
-            <w:r>
-              <w:rPr>
-                <w:rFonts w:ascii="Times New Roman" w:hAnsi="Times New Roman" w:cs="Times New Roman"/>
-                <w:b/>
-                <w:bCs/>
-              </w:rPr>
-              <w:t xml:space="preserve"> </w:t>
+              <w:t xml:space="preserve">“Closet Buddy” was confirmed as the Final Year Project. </w:t>
             </w:r>
           </w:p>
           <w:p>
@@ -627,7 +523,7 @@
                 <w:ilvl w:val="0"/>
                 <w:numId w:val="1"/>
               </w:numPr>
-              <w:spacing w:line="360" w:lineRule="auto"/>
+              <w:spacing w:line="276" w:lineRule="auto"/>
               <w:rPr>
                 <w:rFonts w:ascii="Times New Roman" w:hAnsi="Times New Roman" w:cs="Times New Roman"/>
               </w:rPr>
@@ -636,7 +532,13 @@
               <w:rPr>
                 <w:rFonts w:ascii="Times New Roman" w:hAnsi="Times New Roman" w:cs="Times New Roman"/>
               </w:rPr>
-              <w:t xml:space="preserve">“Closet Buddy” was confirmed as the Final Year Project. </w:t>
+              <w:t xml:space="preserve">Some additional features for buying, selling, and thrifting </w:t>
+            </w:r>
+            <w:r>
+              <w:rPr>
+                <w:rFonts w:ascii="Times New Roman" w:hAnsi="Times New Roman" w:cs="Times New Roman"/>
+              </w:rPr>
+              <w:t xml:space="preserve">among the user community for promotion of sustainable fashion were discussed. </w:t>
             </w:r>
           </w:p>
           <w:p>
@@ -646,7 +548,7 @@
                 <w:ilvl w:val="0"/>
                 <w:numId w:val="1"/>
               </w:numPr>
-              <w:spacing w:line="360" w:lineRule="auto"/>
+              <w:spacing w:line="276" w:lineRule="auto"/>
               <w:rPr>
                 <w:rFonts w:ascii="Times New Roman" w:hAnsi="Times New Roman" w:cs="Times New Roman"/>
               </w:rPr>
@@ -655,13 +557,39 @@
               <w:rPr>
                 <w:rFonts w:ascii="Times New Roman" w:hAnsi="Times New Roman" w:cs="Times New Roman"/>
               </w:rPr>
-              <w:t xml:space="preserve">Some additional features for buying, selling, and thrifting </w:t>
-            </w:r>
-            <w:r>
-              <w:rPr>
-                <w:rFonts w:ascii="Times New Roman" w:hAnsi="Times New Roman" w:cs="Times New Roman"/>
-              </w:rPr>
-              <w:t xml:space="preserve">among the user community for promotion of sustainable fashion were discussed. </w:t>
+              <w:t>The concept of a 3D model of a dummy to display the selected outfit was also proposed by external supervisor</w:t>
+            </w:r>
+            <w:r>
+              <w:rPr>
+                <w:rFonts w:ascii="Times New Roman" w:hAnsi="Times New Roman" w:cs="Times New Roman"/>
+              </w:rPr>
+              <w:t xml:space="preserve"> which was put on hold due to difficulty.</w:t>
+            </w:r>
+          </w:p>
+          <w:p>
+            <w:pPr>
+              <w:spacing w:line="276" w:lineRule="auto"/>
+              <w:rPr>
+                <w:rFonts w:ascii="Times New Roman" w:hAnsi="Times New Roman" w:cs="Times New Roman"/>
+                <w:b/>
+                <w:bCs/>
+              </w:rPr>
+            </w:pPr>
+            <w:r>
+              <w:rPr>
+                <w:rFonts w:ascii="Times New Roman" w:hAnsi="Times New Roman" w:cs="Times New Roman"/>
+                <w:b/>
+                <w:bCs/>
+              </w:rPr>
+              <w:t>Problems:</w:t>
+            </w:r>
+            <w:r>
+              <w:rPr>
+                <w:rFonts w:ascii="Times New Roman" w:hAnsi="Times New Roman" w:cs="Times New Roman"/>
+                <w:b/>
+                <w:bCs/>
+              </w:rPr>
+              <w:t xml:space="preserve"> </w:t>
             </w:r>
           </w:p>
           <w:p>
@@ -671,7 +599,7 @@
                 <w:ilvl w:val="0"/>
                 <w:numId w:val="1"/>
               </w:numPr>
-              <w:spacing w:line="360" w:lineRule="auto"/>
+              <w:spacing w:line="276" w:lineRule="auto"/>
               <w:rPr>
                 <w:rFonts w:ascii="Times New Roman" w:hAnsi="Times New Roman" w:cs="Times New Roman"/>
               </w:rPr>
@@ -680,48 +608,13 @@
               <w:rPr>
                 <w:rFonts w:ascii="Times New Roman" w:hAnsi="Times New Roman" w:cs="Times New Roman"/>
               </w:rPr>
-              <w:lastRenderedPageBreak/>
-              <w:t>The concept of a 3D model of a dummy to display the selected outfit was also proposed by external supervisor</w:t>
-            </w:r>
-            <w:r>
-              <w:rPr>
-                <w:rFonts w:ascii="Times New Roman" w:hAnsi="Times New Roman" w:cs="Times New Roman"/>
-              </w:rPr>
-              <w:t xml:space="preserve"> which is a new interesting concept but was put on hold due to difficulty.</w:t>
-            </w:r>
-          </w:p>
-          <w:p>
-            <w:pPr>
-              <w:ind w:left="90"/>
-              <w:rPr>
-                <w:rFonts w:ascii="Times New Roman" w:hAnsi="Times New Roman" w:cs="Times New Roman"/>
-              </w:rPr>
-            </w:pPr>
-          </w:p>
-          <w:p>
-            <w:pPr>
-              <w:spacing w:line="360" w:lineRule="auto"/>
-              <w:rPr>
-                <w:rFonts w:ascii="Times New Roman" w:hAnsi="Times New Roman" w:cs="Times New Roman"/>
-                <w:b/>
-                <w:bCs/>
-              </w:rPr>
-            </w:pPr>
-            <w:r>
-              <w:rPr>
-                <w:rFonts w:ascii="Times New Roman" w:hAnsi="Times New Roman" w:cs="Times New Roman"/>
-                <w:b/>
-                <w:bCs/>
-              </w:rPr>
-              <w:t>Problems:</w:t>
-            </w:r>
-            <w:r>
-              <w:rPr>
-                <w:rFonts w:ascii="Times New Roman" w:hAnsi="Times New Roman" w:cs="Times New Roman"/>
-                <w:b/>
-                <w:bCs/>
-              </w:rPr>
-              <w:t xml:space="preserve"> </w:t>
+              <w:t>Setting up the foundational work environment and establishing the project database</w:t>
+            </w:r>
+            <w:r>
+              <w:rPr>
+                <w:rFonts w:ascii="Times New Roman" w:hAnsi="Times New Roman" w:cs="Times New Roman"/>
+              </w:rPr>
+              <w:t xml:space="preserve">. </w:t>
             </w:r>
           </w:p>
           <w:p>
@@ -731,7 +624,7 @@
                 <w:ilvl w:val="0"/>
                 <w:numId w:val="1"/>
               </w:numPr>
-              <w:spacing w:line="360" w:lineRule="auto"/>
+              <w:spacing w:line="276" w:lineRule="auto"/>
               <w:rPr>
                 <w:rFonts w:ascii="Times New Roman" w:hAnsi="Times New Roman" w:cs="Times New Roman"/>
               </w:rPr>
@@ -740,13 +633,33 @@
               <w:rPr>
                 <w:rFonts w:ascii="Times New Roman" w:hAnsi="Times New Roman" w:cs="Times New Roman"/>
               </w:rPr>
-              <w:t>Setting up the foundational work environment and establishing the project database</w:t>
-            </w:r>
-            <w:r>
-              <w:rPr>
-                <w:rFonts w:ascii="Times New Roman" w:hAnsi="Times New Roman" w:cs="Times New Roman"/>
-              </w:rPr>
-              <w:t xml:space="preserve">. </w:t>
+              <w:t>Figuring out clothing segmentation mechanism using already available programs and models.</w:t>
+            </w:r>
+          </w:p>
+          <w:p>
+            <w:pPr>
+              <w:spacing w:line="276" w:lineRule="auto"/>
+              <w:rPr>
+                <w:rFonts w:ascii="Times New Roman" w:hAnsi="Times New Roman" w:cs="Times New Roman"/>
+                <w:b/>
+                <w:bCs/>
+              </w:rPr>
+            </w:pPr>
+            <w:r>
+              <w:rPr>
+                <w:rFonts w:ascii="Times New Roman" w:hAnsi="Times New Roman" w:cs="Times New Roman"/>
+                <w:b/>
+                <w:bCs/>
+              </w:rPr>
+              <w:t>Tasks for the Next Meeting:</w:t>
+            </w:r>
+            <w:r>
+              <w:rPr>
+                <w:rFonts w:ascii="Times New Roman" w:hAnsi="Times New Roman" w:cs="Times New Roman"/>
+                <w:b/>
+                <w:bCs/>
+              </w:rPr>
+              <w:t xml:space="preserve"> </w:t>
             </w:r>
           </w:p>
           <w:p>
@@ -756,7 +669,7 @@
                 <w:ilvl w:val="0"/>
                 <w:numId w:val="1"/>
               </w:numPr>
-              <w:spacing w:line="360" w:lineRule="auto"/>
+              <w:spacing w:line="276" w:lineRule="auto"/>
               <w:rPr>
                 <w:rFonts w:ascii="Times New Roman" w:hAnsi="Times New Roman" w:cs="Times New Roman"/>
               </w:rPr>
@@ -765,41 +678,13 @@
               <w:rPr>
                 <w:rFonts w:ascii="Times New Roman" w:hAnsi="Times New Roman" w:cs="Times New Roman"/>
               </w:rPr>
-              <w:t>Figuring out clothing segmentation mechanism using already available programs and models.</w:t>
-            </w:r>
-          </w:p>
-          <w:p>
-            <w:pPr>
-              <w:ind w:left="90"/>
-              <w:rPr>
-                <w:rFonts w:ascii="Times New Roman" w:hAnsi="Times New Roman" w:cs="Times New Roman"/>
-              </w:rPr>
-            </w:pPr>
-          </w:p>
-          <w:p>
-            <w:pPr>
-              <w:spacing w:line="360" w:lineRule="auto"/>
-              <w:rPr>
-                <w:rFonts w:ascii="Times New Roman" w:hAnsi="Times New Roman" w:cs="Times New Roman"/>
-                <w:b/>
-                <w:bCs/>
-              </w:rPr>
-            </w:pPr>
-            <w:r>
-              <w:rPr>
-                <w:rFonts w:ascii="Times New Roman" w:hAnsi="Times New Roman" w:cs="Times New Roman"/>
-                <w:b/>
-                <w:bCs/>
-              </w:rPr>
-              <w:t>Tasks for the Next Meeting:</w:t>
-            </w:r>
-            <w:r>
-              <w:rPr>
-                <w:rFonts w:ascii="Times New Roman" w:hAnsi="Times New Roman" w:cs="Times New Roman"/>
-                <w:b/>
-                <w:bCs/>
-              </w:rPr>
-              <w:t xml:space="preserve"> </w:t>
+              <w:t>Complete the creation of the project's work environment and define the core file structure/format</w:t>
+            </w:r>
+            <w:r>
+              <w:rPr>
+                <w:rFonts w:ascii="Times New Roman" w:hAnsi="Times New Roman" w:cs="Times New Roman"/>
+              </w:rPr>
+              <w:t xml:space="preserve">. </w:t>
             </w:r>
           </w:p>
           <w:p>
@@ -809,7 +694,7 @@
                 <w:ilvl w:val="0"/>
                 <w:numId w:val="1"/>
               </w:numPr>
-              <w:spacing w:line="360" w:lineRule="auto"/>
+              <w:spacing w:line="276" w:lineRule="auto"/>
               <w:rPr>
                 <w:rFonts w:ascii="Times New Roman" w:hAnsi="Times New Roman" w:cs="Times New Roman"/>
               </w:rPr>
@@ -818,7 +703,7 @@
               <w:rPr>
                 <w:rFonts w:ascii="Times New Roman" w:hAnsi="Times New Roman" w:cs="Times New Roman"/>
               </w:rPr>
-              <w:t>Complete the creation of the project's work environment and define the core file structure/format</w:t>
+              <w:t>Initiate and set up the project database</w:t>
             </w:r>
             <w:r>
               <w:rPr>
@@ -834,7 +719,7 @@
                 <w:ilvl w:val="0"/>
                 <w:numId w:val="1"/>
               </w:numPr>
-              <w:spacing w:line="360" w:lineRule="auto"/>
+              <w:spacing w:line="276" w:lineRule="auto"/>
               <w:rPr>
                 <w:rFonts w:ascii="Times New Roman" w:hAnsi="Times New Roman" w:cs="Times New Roman"/>
               </w:rPr>
@@ -843,31 +728,6 @@
               <w:rPr>
                 <w:rFonts w:ascii="Times New Roman" w:hAnsi="Times New Roman" w:cs="Times New Roman"/>
               </w:rPr>
-              <w:t>Initiate and set up the project database</w:t>
-            </w:r>
-            <w:r>
-              <w:rPr>
-                <w:rFonts w:ascii="Times New Roman" w:hAnsi="Times New Roman" w:cs="Times New Roman"/>
-              </w:rPr>
-              <w:t xml:space="preserve">. </w:t>
-            </w:r>
-          </w:p>
-          <w:p>
-            <w:pPr>
-              <w:pStyle w:val="ListParagraph"/>
-              <w:numPr>
-                <w:ilvl w:val="0"/>
-                <w:numId w:val="1"/>
-              </w:numPr>
-              <w:spacing w:line="360" w:lineRule="auto"/>
-              <w:rPr>
-                <w:rFonts w:ascii="Times New Roman" w:hAnsi="Times New Roman" w:cs="Times New Roman"/>
-              </w:rPr>
-            </w:pPr>
-            <w:r>
-              <w:rPr>
-                <w:rFonts w:ascii="Times New Roman" w:hAnsi="Times New Roman" w:cs="Times New Roman"/>
-              </w:rPr>
               <w:t>Research and propose any further changes or ideas to enhance the project</w:t>
             </w:r>
             <w:r>
@@ -876,21 +736,13 @@
               </w:rPr>
               <w:t>.</w:t>
             </w:r>
-          </w:p>
-          <w:p>
-            <w:pPr>
-              <w:ind w:left="90"/>
-              <w:rPr>
-                <w:rFonts w:ascii="Times New Roman" w:hAnsi="Times New Roman" w:cs="Times New Roman"/>
-              </w:rPr>
-            </w:pPr>
           </w:p>
         </w:tc>
       </w:tr>
     </w:tbl>
     <w:p>
       <w:pPr>
-        <w:spacing w:before="240"/>
+        <w:spacing w:before="240" w:line="276" w:lineRule="auto"/>
         <w:rPr>
           <w:rFonts w:ascii="Times New Roman" w:hAnsi="Times New Roman" w:cs="Times New Roman"/>
         </w:rPr>
@@ -899,7 +751,6 @@
         <w:rPr>
           <w:rFonts w:ascii="Times New Roman" w:hAnsi="Times New Roman" w:cs="Times New Roman"/>
         </w:rPr>
-        <w:lastRenderedPageBreak/>
         <w:t>Internal Supervisor Name:</w:t>
       </w:r>
       <w:r>
@@ -917,6 +768,7 @@
     </w:p>
     <w:p>
       <w:pPr>
+        <w:spacing w:line="276" w:lineRule="auto"/>
         <w:rPr>
           <w:rFonts w:ascii="Times New Roman" w:hAnsi="Times New Roman" w:cs="Times New Roman"/>
         </w:rPr>
@@ -2403,7 +2255,6 @@
   <w:style w:type="character" w:default="1" w:styleId="DefaultParagraphFont">
     <w:name w:val="Default Paragraph Font"/>
     <w:uiPriority w:val="1"/>
-    <w:semiHidden/>
     <w:unhideWhenUsed/>
   </w:style>
   <w:style w:type="table" w:default="1" w:styleId="TableNormal">
